--- a/Appendix/漢太尉祭酒許愼記.docx
+++ b/Appendix/漢太尉祭酒許愼記.docx
@@ -6133,12 +6133,12 @@
 
 <file path=word/comments.xml><?xml version="1.0" encoding="utf-8"?>
 <w:comments xmlns:wpc="http://schemas.microsoft.com/office/word/2010/wordprocessingCanvas" xmlns:cx="http://schemas.microsoft.com/office/drawing/2014/chartex" xmlns:cx1="http://schemas.microsoft.com/office/drawing/2015/9/8/chartex" xmlns:cx2="http://schemas.microsoft.com/office/drawing/2015/10/21/chartex" xmlns:cx3="http://schemas.microsoft.com/office/drawing/2016/5/9/chartex" xmlns:cx4="http://schemas.microsoft.com/office/drawing/2016/5/10/chartex" xmlns:cx5="http://schemas.microsoft.com/office/drawing/2016/5/11/chartex" xmlns:cx6="http://schemas.microsoft.com/office/drawing/2016/5/12/chartex" xmlns:cx7="http://schemas.microsoft.com/office/drawing/2016/5/13/chartex" xmlns:cx8="http://schemas.microsoft.com/office/drawing/2016/5/14/chartex" xmlns:mc="http://schemas.openxmlformats.org/markup-compatibility/2006" xmlns:aink="http://schemas.microsoft.com/office/drawing/2016/ink" xmlns:am3d="http://schemas.microsoft.com/office/drawing/2017/model3d" xmlns:o="urn:schemas-microsoft-com:office:office" xmlns:r="http://schemas.openxmlformats.org/officeDocument/2006/relationships" xmlns:m="http://schemas.openxmlformats.org/officeDocument/2006/math" xmlns:v="urn:schemas-microsoft-com:vml" xmlns:wp14="http://schemas.microsoft.com/office/word/2010/wordprocessingDrawing" xmlns:wp="http://schemas.openxmlformats.org/drawingml/2006/wordprocessingDrawing" xmlns:w10="urn:schemas-microsoft-com:office:word" xmlns:w="http://schemas.openxmlformats.org/wordprocessingml/2006/main" xmlns:w14="http://schemas.microsoft.com/office/word/2010/wordml" xmlns:w15="http://schemas.microsoft.com/office/word/2012/wordml" xmlns:w16cex="http://schemas.microsoft.com/office/word/2018/wordml/cex" xmlns:w16cid="http://schemas.microsoft.com/office/word/2016/wordml/cid" xmlns:w16="http://schemas.microsoft.com/office/word/2018/wordml" xmlns:w16sdtdh="http://schemas.microsoft.com/office/word/2020/wordml/sdtdatahash" xmlns:w16se="http://schemas.microsoft.com/office/word/2015/wordml/symex" xmlns:wpg="http://schemas.microsoft.com/office/word/2010/wordprocessingGroup" xmlns:wpi="http://schemas.microsoft.com/office/word/2010/wordprocessingInk" xmlns:wne="http://schemas.microsoft.com/office/word/2006/wordml" xmlns:wps="http://schemas.microsoft.com/office/word/2010/wordprocessingShape" mc:Ignorable="w14 w15 w16se w16cid w16 w16cex w16sdtdh wp14">
-  <w:comment w:id="0" w:author="政宇 尚" w:date="2024-12-09T14:57:00Z" w:initials="政宇">
+  <w:comment w:id="0" w:author="尚 政宇" w:date="2024-12-09T14:57:00Z" w:initials="政宇">
     <w:p>
       <w:pPr>
         <w:pStyle w:val="a4"/>
         <w:rPr>
-          <w:rFonts w:ascii="宋体-方正超大字符集" w:eastAsia="宋体-方正超大字符集" w:hint="eastAsia"/>
+          <w:rFonts w:ascii="宋体-方正超大字符集" w:eastAsia="宋体-方正超大字符集"/>
         </w:rPr>
       </w:pPr>
       <w:r>
@@ -6164,9 +6164,6 @@
     <w:p>
       <w:pPr>
         <w:pStyle w:val="a4"/>
-        <w:rPr>
-          <w:rFonts w:hint="eastAsia"/>
-        </w:rPr>
       </w:pPr>
       <w:r>
         <w:rPr>
@@ -6197,25 +6194,7 @@
         <w:rPr>
           <w:rFonts w:ascii="宋体-方正超大字符集" w:eastAsia="宋体-方正超大字符集" w:hint="eastAsia"/>
         </w:rPr>
-        <w:t>可</w:t>
-      </w:r>
-      <w:r>
-        <w:rPr>
-          <w:rFonts w:ascii="宋体-方正超大字符集" w:eastAsia="宋体-方正超大字符集" w:hint="eastAsia"/>
-        </w:rPr>
-        <w:t>我还没锻炼出来这种能力。</w:t>
-      </w:r>
-      <w:r>
-        <w:rPr>
-          <w:rFonts w:ascii="宋体-方正超大字符集" w:eastAsia="宋体-方正超大字符集" w:hint="eastAsia"/>
-        </w:rPr>
-        <w:t>-</w:t>
-      </w:r>
-      <w:r>
-        <w:rPr>
-          <w:rFonts w:ascii="宋体-方正超大字符集" w:eastAsia="宋体-方正超大字符集"/>
-        </w:rPr>
-        <w:t>--</w:t>
+        <w:t>可现如今饭圈文化泛滥。</w:t>
       </w:r>
       <w:r>
         <w:rPr>
@@ -6249,7 +6228,7 @@
       </w:r>
     </w:p>
   </w:comment>
-  <w:comment w:id="1" w:author="政宇 尚" w:date="2023-09-09T18:55:00Z" w:initials="政宇">
+  <w:comment w:id="1" w:author="尚 政宇" w:date="2023-09-09T18:55:00Z" w:initials="政宇">
     <w:p>
       <w:pPr>
         <w:pStyle w:val="a4"/>
@@ -6355,7 +6334,7 @@
 
 <file path=word/people.xml><?xml version="1.0" encoding="utf-8"?>
 <w15:people xmlns:wpc="http://schemas.microsoft.com/office/word/2010/wordprocessingCanvas" xmlns:cx="http://schemas.microsoft.com/office/drawing/2014/chartex" xmlns:cx1="http://schemas.microsoft.com/office/drawing/2015/9/8/chartex" xmlns:cx2="http://schemas.microsoft.com/office/drawing/2015/10/21/chartex" xmlns:cx3="http://schemas.microsoft.com/office/drawing/2016/5/9/chartex" xmlns:cx4="http://schemas.microsoft.com/office/drawing/2016/5/10/chartex" xmlns:cx5="http://schemas.microsoft.com/office/drawing/2016/5/11/chartex" xmlns:cx6="http://schemas.microsoft.com/office/drawing/2016/5/12/chartex" xmlns:cx7="http://schemas.microsoft.com/office/drawing/2016/5/13/chartex" xmlns:cx8="http://schemas.microsoft.com/office/drawing/2016/5/14/chartex" xmlns:mc="http://schemas.openxmlformats.org/markup-compatibility/2006" xmlns:aink="http://schemas.microsoft.com/office/drawing/2016/ink" xmlns:am3d="http://schemas.microsoft.com/office/drawing/2017/model3d" xmlns:o="urn:schemas-microsoft-com:office:office" xmlns:r="http://schemas.openxmlformats.org/officeDocument/2006/relationships" xmlns:m="http://schemas.openxmlformats.org/officeDocument/2006/math" xmlns:v="urn:schemas-microsoft-com:vml" xmlns:wp14="http://schemas.microsoft.com/office/word/2010/wordprocessingDrawing" xmlns:wp="http://schemas.openxmlformats.org/drawingml/2006/wordprocessingDrawing" xmlns:w10="urn:schemas-microsoft-com:office:word" xmlns:w="http://schemas.openxmlformats.org/wordprocessingml/2006/main" xmlns:w14="http://schemas.microsoft.com/office/word/2010/wordml" xmlns:w15="http://schemas.microsoft.com/office/word/2012/wordml" xmlns:w16cex="http://schemas.microsoft.com/office/word/2018/wordml/cex" xmlns:w16cid="http://schemas.microsoft.com/office/word/2016/wordml/cid" xmlns:w16="http://schemas.microsoft.com/office/word/2018/wordml" xmlns:w16sdtdh="http://schemas.microsoft.com/office/word/2020/wordml/sdtdatahash" xmlns:w16se="http://schemas.microsoft.com/office/word/2015/wordml/symex" xmlns:wpg="http://schemas.microsoft.com/office/word/2010/wordprocessingGroup" xmlns:wpi="http://schemas.microsoft.com/office/word/2010/wordprocessingInk" xmlns:wne="http://schemas.microsoft.com/office/word/2006/wordml" xmlns:wps="http://schemas.microsoft.com/office/word/2010/wordprocessingShape" mc:Ignorable="w14 w15 w16se w16cid w16 w16cex w16sdtdh wp14">
-  <w15:person w15:author="政宇 尚">
+  <w15:person w15:author="尚 政宇">
     <w15:presenceInfo w15:providerId="Windows Live" w15:userId="79d35d800ed62817"/>
   </w15:person>
 </w15:people>

--- a/Appendix/漢太尉祭酒許愼記.docx
+++ b/Appendix/漢太尉祭酒許愼記.docx
@@ -6164,6 +6164,9 @@
     <w:p>
       <w:pPr>
         <w:pStyle w:val="a4"/>
+        <w:rPr>
+          <w:rFonts w:ascii="宋体-方正超大字符集" w:eastAsia="宋体-方正超大字符集" w:hint="eastAsia"/>
+        </w:rPr>
       </w:pPr>
       <w:r>
         <w:rPr>

--- a/Appendix/漢太尉祭酒許愼記.docx
+++ b/Appendix/漢太尉祭酒許愼記.docx
@@ -6165,7 +6165,7 @@
       <w:pPr>
         <w:pStyle w:val="a4"/>
         <w:rPr>
-          <w:rFonts w:ascii="宋体-方正超大字符集" w:eastAsia="宋体-方正超大字符集" w:hint="eastAsia"/>
+          <w:rFonts w:ascii="宋体-方正超大字符集" w:eastAsia="宋体-方正超大字符集"/>
         </w:rPr>
       </w:pPr>
       <w:r>
@@ -6228,6 +6228,54 @@
           <w:rFonts w:ascii="宋体-方正超大字符集" w:eastAsia="宋体-方正超大字符集" w:hint="eastAsia"/>
         </w:rPr>
         <w:t>希望能做一个这样的人。</w:t>
+      </w:r>
+    </w:p>
+    <w:p>
+      <w:pPr>
+        <w:pStyle w:val="a4"/>
+        <w:rPr>
+          <w:rFonts w:ascii="宋体-方正超大字符集" w:eastAsia="宋体-方正超大字符集"/>
+        </w:rPr>
+      </w:pPr>
+      <w:r>
+        <w:rPr>
+          <w:rFonts w:ascii="宋体-方正超大字符集" w:eastAsia="宋体-方正超大字符集" w:hint="eastAsia"/>
+        </w:rPr>
+        <w:t>再</w:t>
+      </w:r>
+      <w:r>
+        <w:rPr>
+          <w:rFonts w:ascii="宋体-方正超大字符集" w:eastAsia="宋体-方正超大字符集" w:hint="eastAsia"/>
+          <w:color w:val="FF0000"/>
+        </w:rPr>
+        <w:t>发</w:t>
+      </w:r>
+      <w:r>
+        <w:rPr>
+          <w:rFonts w:ascii="宋体-方正超大字符集" w:eastAsia="宋体-方正超大字符集" w:hint="eastAsia"/>
+        </w:rPr>
+        <w:t>：</w:t>
+      </w:r>
+    </w:p>
+    <w:p>
+      <w:pPr>
+        <w:pStyle w:val="a4"/>
+        <w:rPr>
+          <w:rFonts w:ascii="宋体-方正超大字符集" w:eastAsia="宋体-方正超大字符集" w:hint="eastAsia"/>
+        </w:rPr>
+      </w:pPr>
+      <w:r>
+        <w:rPr>
+          <w:rFonts w:ascii="宋体-方正超大字符集" w:eastAsia="宋体-方正超大字符集" w:hint="eastAsia"/>
+          <w:u w:val="single"/>
+        </w:rPr>
+        <w:t>孔子</w:t>
+      </w:r>
+      <w:r>
+        <w:rPr>
+          <w:rFonts w:ascii="宋体-方正超大字符集" w:eastAsia="宋体-方正超大字符集" w:hint="eastAsia"/>
+        </w:rPr>
+        <w:t>说六十耳顺，我现在这个年纪，是没办法做到耳顺的，慢慢历练吧！</w:t>
       </w:r>
     </w:p>
   </w:comment>
